--- a/Аннотация.docx
+++ b/Аннотация.docx
@@ -27,40 +27,18 @@
       </w:pPr>
     </w:p>
     <w:p>
-      <w:r>
-        <w:rPr>
-          <w:color w:val="auto"/>
-          <w:szCs w:val="24"/>
-        </w:rPr>
-        <w:t xml:space="preserve">В условиях развития сервисных услуг и роста объема ремонтных работ особую актуальность приобретает автоматизация процессов учета и управления заявками на ремонт техники </w:t>
-      </w:r>
-      <w:r>
-        <w:rPr>
-          <w:color w:val="auto"/>
-          <w:szCs w:val="24"/>
-        </w:rPr>
-        <w:t>-</w:t>
-      </w:r>
-      <w:r>
-        <w:rPr>
-          <w:color w:val="auto"/>
-          <w:szCs w:val="24"/>
-        </w:rPr>
-        <w:t xml:space="preserve"> важного элемента работы сервисных организаций. Современные веб-технологии, такие как HTML, CSS и JavaScript, позволяют создавать удобные информационные системы, однако их разработка требует продуманной структуры и реализации интерфейса.</w:t>
-      </w:r>
-      <w:r>
-        <w:rPr>
-          <w:color w:val="auto"/>
-          <w:szCs w:val="24"/>
-        </w:rPr>
-        <w:t xml:space="preserve"> </w:t>
-      </w:r>
-      <w:r>
-        <w:rPr>
-          <w:color w:val="auto"/>
-          <w:szCs w:val="24"/>
-        </w:rPr>
-        <w:t>Цель настоящей дипломной работы заключается в разработке веб-приложения для автоматизации учета заявок на ремонт техники «</w:t>
+      <w:pPr>
+        <w:rPr>
+          <w:color w:val="auto"/>
+          <w:szCs w:val="24"/>
+        </w:rPr>
+      </w:pPr>
+      <w:r>
+        <w:rPr>
+          <w:color w:val="auto"/>
+          <w:szCs w:val="24"/>
+        </w:rPr>
+        <w:t xml:space="preserve">В условиях роста объёма ремонтных работ и расширения сервисных услуг особую актуальность приобретает автоматизация процессов учёта и управления заявками на ремонт компьютерной техники. Современные веб-технологии (HTML5, CSS3, JavaScript, </w:t>
       </w:r>
       <w:proofErr w:type="spellStart"/>
       <w:r>
@@ -68,6 +46,37 @@
           <w:color w:val="auto"/>
           <w:szCs w:val="24"/>
         </w:rPr>
+        <w:t>Bootstrap</w:t>
+      </w:r>
+      <w:proofErr w:type="spellEnd"/>
+      <w:r>
+        <w:rPr>
+          <w:color w:val="auto"/>
+          <w:szCs w:val="24"/>
+        </w:rPr>
+        <w:t xml:space="preserve"> 5) позволяют создавать удобные информационные системы, однако их разработка требует продуманной архитектуры и надёжной реализации как клиентской, так и серверной части.</w:t>
+      </w:r>
+    </w:p>
+    <w:p>
+      <w:pPr>
+        <w:rPr>
+          <w:color w:val="auto"/>
+          <w:szCs w:val="24"/>
+        </w:rPr>
+      </w:pPr>
+      <w:r>
+        <w:rPr>
+          <w:color w:val="auto"/>
+          <w:szCs w:val="24"/>
+        </w:rPr>
+        <w:t>Цель настоящей дипломной работы — разработка веб-приложения «</w:t>
+      </w:r>
+      <w:proofErr w:type="spellStart"/>
+      <w:r>
+        <w:rPr>
+          <w:color w:val="auto"/>
+          <w:szCs w:val="24"/>
+        </w:rPr>
         <w:t>РемонтТех</w:t>
       </w:r>
       <w:proofErr w:type="spellEnd"/>
@@ -76,23 +85,97 @@
           <w:color w:val="auto"/>
           <w:szCs w:val="24"/>
         </w:rPr>
-        <w:t>». В рамках исследования проведен анализ предметной области и существующих решений, разработана структура приложения, реализован пользовательский интерфейс и применен механизм хранения данных с использованием</w:t>
-      </w:r>
-      <w:r>
-        <w:rPr>
-          <w:color w:val="auto"/>
-          <w:szCs w:val="24"/>
-        </w:rPr>
-        <w:t xml:space="preserve"> </w:t>
-      </w:r>
-      <w:r>
-        <w:rPr>
-          <w:color w:val="auto"/>
-          <w:szCs w:val="24"/>
-          <w:lang w:val="en-US"/>
+        <w:t>» для автоматизации учёта клиентов, устройств, мастеров и заявок на ремонт. В ходе исследования проведён анализ предметной области и существующих решений, спроектирована реляционная база данных (</w:t>
+      </w:r>
+      <w:proofErr w:type="spellStart"/>
+      <w:r>
+        <w:rPr>
+          <w:color w:val="auto"/>
+          <w:szCs w:val="24"/>
         </w:rPr>
         <w:t>SQLite</w:t>
       </w:r>
+      <w:proofErr w:type="spellEnd"/>
+      <w:r>
+        <w:rPr>
+          <w:color w:val="auto"/>
+          <w:szCs w:val="24"/>
+        </w:rPr>
+        <w:t xml:space="preserve">) с использованием ORM </w:t>
+      </w:r>
+      <w:proofErr w:type="spellStart"/>
+      <w:r>
+        <w:rPr>
+          <w:color w:val="auto"/>
+          <w:szCs w:val="24"/>
+        </w:rPr>
+        <w:t>SQLAlchemy</w:t>
+      </w:r>
+      <w:proofErr w:type="spellEnd"/>
+      <w:r>
+        <w:rPr>
+          <w:color w:val="auto"/>
+          <w:szCs w:val="24"/>
+        </w:rPr>
+        <w:t xml:space="preserve">, реализован REST API на базе фреймворка </w:t>
+      </w:r>
+      <w:proofErr w:type="spellStart"/>
+      <w:r>
+        <w:rPr>
+          <w:color w:val="auto"/>
+          <w:szCs w:val="24"/>
+        </w:rPr>
+        <w:t>FastAPI</w:t>
+      </w:r>
+      <w:proofErr w:type="spellEnd"/>
+      <w:r>
+        <w:rPr>
+          <w:color w:val="auto"/>
+          <w:szCs w:val="24"/>
+        </w:rPr>
+        <w:t xml:space="preserve"> с валидацией данных через </w:t>
+      </w:r>
+      <w:proofErr w:type="spellStart"/>
+      <w:r>
+        <w:rPr>
+          <w:color w:val="auto"/>
+          <w:szCs w:val="24"/>
+        </w:rPr>
+        <w:t>Pydantic</w:t>
+      </w:r>
+      <w:proofErr w:type="spellEnd"/>
+      <w:r>
+        <w:rPr>
+          <w:color w:val="auto"/>
+          <w:szCs w:val="24"/>
+        </w:rPr>
+        <w:t>. Клиентская часть выполнена в виде одностраничного приложения (SPA) с динамической загрузкой данных, поиском и многофакторной фильтрацией. Внедрена аутентификация на основе JWT, хэширование паролей (</w:t>
+      </w:r>
+      <w:proofErr w:type="spellStart"/>
+      <w:r>
+        <w:rPr>
+          <w:color w:val="auto"/>
+          <w:szCs w:val="24"/>
+        </w:rPr>
+        <w:t>bcrypt</w:t>
+      </w:r>
+      <w:proofErr w:type="spellEnd"/>
+      <w:r>
+        <w:rPr>
+          <w:color w:val="auto"/>
+          <w:szCs w:val="24"/>
+        </w:rPr>
+        <w:t>) и трёхуровневая ролевая модель (администратор, менеджер, мастер). Реализованы механизмы синхронизации статусов устройств с последними заказами, исправлено модальное окно создания заявок, скорректирована статистика главной страницы. Разработан набор автоматических тестов (</w:t>
+      </w:r>
+      <w:proofErr w:type="spellStart"/>
+      <w:r>
+        <w:rPr>
+          <w:color w:val="auto"/>
+          <w:szCs w:val="24"/>
+        </w:rPr>
+        <w:t>pytest</w:t>
+      </w:r>
+      <w:proofErr w:type="spellEnd"/>
       <w:r>
         <w:rPr>
           <w:color w:val="auto"/>
@@ -105,9 +188,8 @@
         <w:rPr>
           <w:color w:val="auto"/>
           <w:szCs w:val="24"/>
-          <w:lang w:val="en-US"/>
-        </w:rPr>
-        <w:t>SQLAlchemy</w:t>
+        </w:rPr>
+        <w:t>TestClient</w:t>
       </w:r>
       <w:proofErr w:type="spellEnd"/>
       <w:r>
@@ -115,38 +197,22 @@
           <w:color w:val="auto"/>
           <w:szCs w:val="24"/>
         </w:rPr>
-        <w:t xml:space="preserve">, </w:t>
-      </w:r>
-      <w:proofErr w:type="spellStart"/>
-      <w:r>
-        <w:rPr>
-          <w:color w:val="auto"/>
-          <w:szCs w:val="24"/>
-          <w:lang w:val="en-US"/>
-        </w:rPr>
-        <w:t>FastAPI</w:t>
-      </w:r>
-      <w:proofErr w:type="spellEnd"/>
-      <w:r>
-        <w:rPr>
-          <w:color w:val="auto"/>
-          <w:szCs w:val="24"/>
-        </w:rPr>
-        <w:t>.</w:t>
-      </w:r>
-      <w:r>
-        <w:rPr>
-          <w:color w:val="auto"/>
-          <w:szCs w:val="24"/>
-        </w:rPr>
-        <w:t xml:space="preserve"> </w:t>
-      </w:r>
-      <w:r>
-        <w:rPr>
-          <w:color w:val="auto"/>
-          <w:szCs w:val="24"/>
-        </w:rPr>
-        <w:t>Внедрение разработанного решения позволяет повысить эффективность обработки заявок, улучшить удобство работы пользователей и обеспечить базовый уровень автоматизации сервисных процессов.</w:t>
+        <w:t>) для проверки CRUD-операций, валидации и граничных случаев.</w:t>
+      </w:r>
+    </w:p>
+    <w:p>
+      <w:pPr>
+        <w:rPr>
+          <w:color w:val="auto"/>
+          <w:szCs w:val="24"/>
+        </w:rPr>
+      </w:pPr>
+      <w:r>
+        <w:rPr>
+          <w:color w:val="auto"/>
+          <w:szCs w:val="24"/>
+        </w:rPr>
+        <w:t>Разработанная система обеспечивает полный цикл обработки заявок — от регистрации до выдачи устройства, предоставляет аналитику с визуализацией (Chart.js) и готова к опытной эксплуатации в малых и средних сервисных центрах. Внедрение решения позволяет сократить временные затраты, повысить прозрачность процессов и улучшить качество обслуживания клиентов.</w:t>
       </w:r>
     </w:p>
     <w:sectPr>
@@ -833,7 +899,6 @@
   <w:style w:type="character" w:default="1" w:styleId="a0">
     <w:name w:val="Default Paragraph Font"/>
     <w:uiPriority w:val="1"/>
-    <w:semiHidden/>
     <w:unhideWhenUsed/>
   </w:style>
   <w:style w:type="table" w:default="1" w:styleId="a1">
@@ -1028,6 +1093,7 @@
         <w:ilvl w:val="1"/>
       </w:numPr>
       <w:spacing w:after="160" w:line="278" w:lineRule="auto"/>
+      <w:ind w:firstLine="709"/>
       <w:jc w:val="left"/>
     </w:pPr>
     <w:rPr>

--- a/Аннотация.docx
+++ b/Аннотация.docx
@@ -4,77 +4,72 @@
   <w:body>
     <w:p>
       <w:pPr>
-        <w:pStyle w:val="23"/>
-        <w:ind w:firstLine="709"/>
         <w:jc w:val="center"/>
+        <w:rPr>
+          <w:b/>
+          <w:bCs/>
+          <w:szCs w:val="24"/>
+          <w:lang w:val="en-US"/>
+        </w:rPr>
       </w:pPr>
       <w:r>
+        <w:rPr>
+          <w:b/>
+          <w:bCs/>
+          <w:szCs w:val="24"/>
+        </w:rPr>
         <w:t>АННОТАЦИЯ</w:t>
       </w:r>
     </w:p>
     <w:p>
       <w:pPr>
-        <w:pStyle w:val="23"/>
-        <w:ind w:firstLine="709"/>
-        <w:jc w:val="center"/>
+        <w:rPr>
+          <w:b/>
+          <w:bCs/>
+          <w:szCs w:val="24"/>
+          <w:lang w:val="en-US"/>
+        </w:rPr>
       </w:pPr>
     </w:p>
     <w:p>
       <w:pPr>
-        <w:pStyle w:val="23"/>
-        <w:ind w:firstLine="709"/>
-        <w:jc w:val="center"/>
+        <w:rPr>
+          <w:b/>
+          <w:bCs/>
+          <w:szCs w:val="24"/>
+          <w:lang w:val="en-US"/>
+        </w:rPr>
       </w:pPr>
     </w:p>
     <w:p>
       <w:pPr>
         <w:rPr>
-          <w:color w:val="auto"/>
-          <w:szCs w:val="24"/>
+          <w:szCs w:val="24"/>
+          <w:lang w:val="en-US"/>
         </w:rPr>
       </w:pPr>
       <w:r>
         <w:rPr>
-          <w:color w:val="auto"/>
-          <w:szCs w:val="24"/>
-        </w:rPr>
-        <w:t xml:space="preserve">В условиях роста объёма ремонтных работ и расширения сервисных услуг особую актуальность приобретает автоматизация процессов учёта и управления заявками на ремонт компьютерной техники. Современные веб-технологии (HTML5, CSS3, JavaScript, </w:t>
-      </w:r>
-      <w:proofErr w:type="spellStart"/>
-      <w:r>
-        <w:rPr>
-          <w:color w:val="auto"/>
-          <w:szCs w:val="24"/>
-        </w:rPr>
-        <w:t>Bootstrap</w:t>
-      </w:r>
-      <w:proofErr w:type="spellEnd"/>
-      <w:r>
-        <w:rPr>
-          <w:color w:val="auto"/>
-          <w:szCs w:val="24"/>
-        </w:rPr>
-        <w:t xml:space="preserve"> 5) позволяют создавать удобные информационные системы, однако их разработка требует продуманной архитектуры и надёжной реализации как клиентской, так и серверной части.</w:t>
+          <w:szCs w:val="24"/>
+        </w:rPr>
+        <w:t>В условиях роста объёма сервисных услуг особую актуальность приобретает автоматизация процессов учёта и управления ремонтами компьютерной техники. Использование современных веб-технологий позволяет создавать удобные информационные системы, повышающие эффективность работы сервисных центров и обеспечивающие централизованное хранение данных.</w:t>
       </w:r>
     </w:p>
     <w:p>
       <w:pPr>
         <w:rPr>
-          <w:color w:val="auto"/>
           <w:szCs w:val="24"/>
         </w:rPr>
       </w:pPr>
       <w:r>
         <w:rPr>
-          <w:color w:val="auto"/>
-          <w:szCs w:val="24"/>
-        </w:rPr>
-        <w:t>Цель настоящей дипломной работы — разработка веб-приложения «</w:t>
+          <w:szCs w:val="24"/>
+        </w:rPr>
+        <w:t>Целью дипломной работы является разработка информационной системы «</w:t>
       </w:r>
       <w:proofErr w:type="spellStart"/>
       <w:r>
         <w:rPr>
-          <w:color w:val="auto"/>
           <w:szCs w:val="24"/>
         </w:rPr>
         <w:t>РемонтТех</w:t>
@@ -82,137 +77,115 @@
       <w:proofErr w:type="spellEnd"/>
       <w:r>
         <w:rPr>
-          <w:color w:val="auto"/>
-          <w:szCs w:val="24"/>
-        </w:rPr>
-        <w:t>» для автоматизации учёта клиентов, устройств, мастеров и заявок на ремонт. В ходе исследования проведён анализ предметной области и существующих решений, спроектирована реляционная база данных (</w:t>
-      </w:r>
-      <w:proofErr w:type="spellStart"/>
-      <w:r>
-        <w:rPr>
-          <w:color w:val="auto"/>
-          <w:szCs w:val="24"/>
-        </w:rPr>
-        <w:t>SQLite</w:t>
-      </w:r>
-      <w:proofErr w:type="spellEnd"/>
-      <w:r>
-        <w:rPr>
-          <w:color w:val="auto"/>
-          <w:szCs w:val="24"/>
-        </w:rPr>
-        <w:t xml:space="preserve">) с использованием ORM </w:t>
-      </w:r>
-      <w:proofErr w:type="spellStart"/>
-      <w:r>
-        <w:rPr>
-          <w:color w:val="auto"/>
-          <w:szCs w:val="24"/>
-        </w:rPr>
-        <w:t>SQLAlchemy</w:t>
-      </w:r>
-      <w:proofErr w:type="spellEnd"/>
-      <w:r>
-        <w:rPr>
-          <w:color w:val="auto"/>
-          <w:szCs w:val="24"/>
-        </w:rPr>
-        <w:t xml:space="preserve">, реализован REST API на базе фреймворка </w:t>
-      </w:r>
-      <w:proofErr w:type="spellStart"/>
-      <w:r>
-        <w:rPr>
-          <w:color w:val="auto"/>
-          <w:szCs w:val="24"/>
-        </w:rPr>
-        <w:t>FastAPI</w:t>
-      </w:r>
-      <w:proofErr w:type="spellEnd"/>
-      <w:r>
-        <w:rPr>
-          <w:color w:val="auto"/>
-          <w:szCs w:val="24"/>
-        </w:rPr>
-        <w:t xml:space="preserve"> с валидацией данных через </w:t>
-      </w:r>
-      <w:proofErr w:type="spellStart"/>
-      <w:r>
-        <w:rPr>
-          <w:color w:val="auto"/>
-          <w:szCs w:val="24"/>
-        </w:rPr>
-        <w:t>Pydantic</w:t>
-      </w:r>
-      <w:proofErr w:type="spellEnd"/>
-      <w:r>
-        <w:rPr>
-          <w:color w:val="auto"/>
-          <w:szCs w:val="24"/>
-        </w:rPr>
-        <w:t>. Клиентская часть выполнена в виде одностраничного приложения (SPA) с динамической загрузкой данных, поиском и многофакторной фильтрацией. Внедрена аутентификация на основе JWT, хэширование паролей (</w:t>
-      </w:r>
-      <w:proofErr w:type="spellStart"/>
-      <w:r>
-        <w:rPr>
-          <w:color w:val="auto"/>
-          <w:szCs w:val="24"/>
-        </w:rPr>
-        <w:t>bcrypt</w:t>
-      </w:r>
-      <w:proofErr w:type="spellEnd"/>
-      <w:r>
-        <w:rPr>
-          <w:color w:val="auto"/>
-          <w:szCs w:val="24"/>
-        </w:rPr>
-        <w:t>) и трёхуровневая ролевая модель (администратор, менеджер, мастер). Реализованы механизмы синхронизации статусов устройств с последними заказами, исправлено модальное окно создания заявок, скорректирована статистика главной страницы. Разработан набор автоматических тестов (</w:t>
-      </w:r>
-      <w:proofErr w:type="spellStart"/>
-      <w:r>
-        <w:rPr>
-          <w:color w:val="auto"/>
-          <w:szCs w:val="24"/>
-        </w:rPr>
-        <w:t>pytest</w:t>
-      </w:r>
-      <w:proofErr w:type="spellEnd"/>
-      <w:r>
-        <w:rPr>
-          <w:color w:val="auto"/>
-          <w:szCs w:val="24"/>
-        </w:rPr>
-        <w:t xml:space="preserve">, </w:t>
-      </w:r>
-      <w:proofErr w:type="spellStart"/>
-      <w:r>
-        <w:rPr>
-          <w:color w:val="auto"/>
-          <w:szCs w:val="24"/>
-        </w:rPr>
-        <w:t>TestClient</w:t>
-      </w:r>
-      <w:proofErr w:type="spellEnd"/>
-      <w:r>
-        <w:rPr>
-          <w:color w:val="auto"/>
-          <w:szCs w:val="24"/>
-        </w:rPr>
-        <w:t>) для проверки CRUD-операций, валидации и граничных случаев.</w:t>
+          <w:szCs w:val="24"/>
+        </w:rPr>
+        <w:t>» для автоматизации учёта клиентов, устройств, мастеров и заявок на ремонт.</w:t>
       </w:r>
     </w:p>
     <w:p>
       <w:pPr>
         <w:rPr>
-          <w:color w:val="auto"/>
-          <w:szCs w:val="24"/>
+          <w:szCs w:val="24"/>
+          <w:lang w:val="en-US"/>
         </w:rPr>
       </w:pPr>
       <w:r>
         <w:rPr>
-          <w:color w:val="auto"/>
-          <w:szCs w:val="24"/>
-        </w:rPr>
-        <w:t>Разработанная система обеспечивает полный цикл обработки заявок — от регистрации до выдачи устройства, предоставляет аналитику с визуализацией (Chart.js) и готова к опытной эксплуатации в малых и средних сервисных центрах. Внедрение решения позволяет сократить временные затраты, повысить прозрачность процессов и улучшить качество обслуживания клиентов.</w:t>
+          <w:szCs w:val="24"/>
+        </w:rPr>
+        <w:t xml:space="preserve">В ходе работы проведён анализ предметной области и существующих решений, спроектирована трёхуровневая клиент-серверная архитектура и реляционная база данных </w:t>
+      </w:r>
+      <w:proofErr w:type="spellStart"/>
+      <w:r>
+        <w:rPr>
+          <w:szCs w:val="24"/>
+        </w:rPr>
+        <w:t>SQLite</w:t>
+      </w:r>
+      <w:proofErr w:type="spellEnd"/>
+      <w:r>
+        <w:rPr>
+          <w:szCs w:val="24"/>
+        </w:rPr>
+        <w:t xml:space="preserve">. Серверная часть реализована на Python с использованием </w:t>
+      </w:r>
+      <w:proofErr w:type="spellStart"/>
+      <w:r>
+        <w:rPr>
+          <w:szCs w:val="24"/>
+        </w:rPr>
+        <w:t>FastAPI</w:t>
+      </w:r>
+      <w:proofErr w:type="spellEnd"/>
+      <w:r>
+        <w:rPr>
+          <w:szCs w:val="24"/>
+        </w:rPr>
+        <w:t xml:space="preserve">, </w:t>
+      </w:r>
+      <w:proofErr w:type="spellStart"/>
+      <w:r>
+        <w:rPr>
+          <w:szCs w:val="24"/>
+        </w:rPr>
+        <w:t>SQLAlchemy</w:t>
+      </w:r>
+      <w:proofErr w:type="spellEnd"/>
+      <w:r>
+        <w:rPr>
+          <w:szCs w:val="24"/>
+        </w:rPr>
+        <w:t xml:space="preserve"> и </w:t>
+      </w:r>
+      <w:proofErr w:type="spellStart"/>
+      <w:r>
+        <w:rPr>
+          <w:szCs w:val="24"/>
+        </w:rPr>
+        <w:t>Pydantic</w:t>
+      </w:r>
+      <w:proofErr w:type="spellEnd"/>
+      <w:r>
+        <w:rPr>
+          <w:szCs w:val="24"/>
+        </w:rPr>
+        <w:t xml:space="preserve">. Клиентская часть разработана в виде одностраничного веб-приложения с использованием HTML5, CSS3, JavaScript и </w:t>
+      </w:r>
+      <w:proofErr w:type="spellStart"/>
+      <w:r>
+        <w:rPr>
+          <w:szCs w:val="24"/>
+        </w:rPr>
+        <w:t>Bootstrap</w:t>
+      </w:r>
+      <w:proofErr w:type="spellEnd"/>
+      <w:r>
+        <w:rPr>
+          <w:szCs w:val="24"/>
+        </w:rPr>
+        <w:t xml:space="preserve"> 5.</w:t>
+      </w:r>
+    </w:p>
+    <w:p>
+      <w:pPr>
+        <w:rPr>
+          <w:szCs w:val="24"/>
+          <w:lang w:val="en-US"/>
+        </w:rPr>
+      </w:pPr>
+      <w:r>
+        <w:rPr>
+          <w:szCs w:val="24"/>
+        </w:rPr>
+        <w:t>В системе реализованы REST API, аутентификация и авторизация пользователей на основе JWT, ролевая модель доступа, CRUD-операции для основных сущностей, поиск и фильтрация данных, а также модуль аналитики с визуализацией статистики при помощи Chart.js. Разработанная система обеспечивает полный цикл обработки заявок на ремонт — от регистрации устройства до выдачи техники клиенту.</w:t>
+      </w:r>
+    </w:p>
+    <w:p>
+      <w:r>
+        <w:rPr>
+          <w:szCs w:val="24"/>
+        </w:rPr>
+        <w:t>Результаты работы могут быть использованы для автоматизации деятельности малых и средних сервисных центров.</w:t>
       </w:r>
     </w:p>
     <w:sectPr>
